--- a/midterm_2026-07/中期检查报告.docx
+++ b/midterm_2026-07/中期检查报告.docx
@@ -154,6 +154,19 @@
           <w:sz w:val="24"/>
         </w:rPr>
         <w:t>现有强化学习调度方法多仅消费数值状态，对自然语言事件利用不足，导致策略在高温负荷压力、价格尖峰、新能源消纳压力等场景下缺少前瞻性。大语言模型（LLM）为非结构化文本与数值决策模型之间提供了接口，但直接让 LLM 输出最终调度动作存在可审计性、可复现性与物理可行性风险。因此，本课题采用解耦式语言增强设计：LLM 仅将事件文本转化为结构化风险特征，最终动作仍由可复现的 SAC 策略与确定性安全层输出。这一设计兼顾了文本理解能力、调度可复现性与实验可评价性，对推动 LLM 在电力调度中的落地具有方法学意义。</w:t>
+      </w:r>
+    </w:p>
+    <w:p>
+      <w:pPr>
+        <w:spacing w:after="80" w:line="360" w:lineRule="auto"/>
+        <w:ind w:firstLine="420"/>
+      </w:pPr>
+      <w:r>
+        <w:rPr>
+          <w:rFonts w:ascii="宋体" w:hAnsi="宋体" w:eastAsia="宋体"/>
+          <w:sz w:val="24"/>
+        </w:rPr>
+        <w:t>从国内政策与市场环境看，2024 年国家发改委、国家能源局相继出台虚拟电厂相关指导意见，明确将虚拟电厂作为新型电力系统负荷管理与社会资本参与电力市场的重要载体；广东、山东、山西等现货市场连续运行，独立储能、聚合商等主体参与电能量与辅助服务市场的机制逐步完善。这使得 VPP 调度不仅要应对物理层面的源荷波动，还要在市场层面响应价格信号与事件邀约。文本事件（如需求响应邀约、负电价预警、消纳受限通知）在市场出清前后均会发布，蕴含了数值时间序列尚未反映的前瞻信息。能否让调度策略理解并利用这类信息，直接关系到 VPP 在事件场景下的经济性与风险表现，这正是本课题的切入动机。</w:t>
       </w:r>
     </w:p>
     <w:p>
@@ -429,6 +442,19 @@
           <w:sz w:val="24"/>
         </w:rPr>
         <w:t>最终动作再经储能功率与 SOC 可行性裁剪。关键设计在于：权重 w 被视为事件覆盖相关量，而非通用常数。在先验所设计的事件类别上，先验接近场景最优，取高 w；在先验未覆盖的事件类别上，先验无对应分支，取低 w 让学习 Actor 接管。在四个已知事件场景的主实验中，经权重扫描选定 w=0.9。为隔离文本语义贡献与安全层机制本身，另设数值安全层消融：用仅基于价格、SOC、小时与光伏过剩的纯数值先验替代语义先验，采用相同混合公式。</w:t>
+      </w:r>
+    </w:p>
+    <w:p>
+      <w:pPr>
+        <w:spacing w:after="80" w:line="360" w:lineRule="auto"/>
+        <w:ind w:firstLine="420"/>
+      </w:pPr>
+      <w:r>
+        <w:rPr>
+          <w:rFonts w:ascii="宋体" w:hAnsi="宋体" w:eastAsia="宋体"/>
+          <w:sz w:val="24"/>
+        </w:rPr>
+        <w:t>需要强调一项设计权衡：为何不让 LLM 直接充当决策器？一方面，VPP 储能调度必须满足 SOC 动态、功率边界与市场结算逻辑，LLM 自由生成的动作难以保证逐可行；另一方面，调度结果需要可复现、可审计，以便事后核查与责任界定。本框架将 LLM 限定在每事件模板查询一次并缓存的离线语义编码角色，既利用其文本理解能力，又使其不进入逐步控制回路，从而把不可控性隔离在缓存层之外。这一处理方式与电力领域 LLM 综述中所倡导的 LLM 作特征抽取器或顾问而非最终控制器思路一致，但本文进一步将其落到连续动作储能调度的完整闭环中，并以数值安全层消融提供了机制层面的对照。</w:t>
       </w:r>
     </w:p>
     <w:p>
@@ -1501,6 +1527,33 @@
         <w:rPr>
           <w:rFonts w:ascii="黑体" w:hAnsi="黑体" w:eastAsia="黑体"/>
           <w:b/>
+          <w:color w:val="0E7C86"/>
+          <w:sz w:val="26"/>
+        </w:rPr>
+        <w:t>4.5 结果综合讨论</w:t>
+      </w:r>
+    </w:p>
+    <w:p>
+      <w:pPr>
+        <w:spacing w:after="80" w:line="360" w:lineRule="auto"/>
+        <w:ind w:firstLine="420"/>
+      </w:pPr>
+      <w:r>
+        <w:rPr>
+          <w:rFonts w:ascii="宋体" w:hAnsi="宋体" w:eastAsia="宋体"/>
+          <w:sz w:val="24"/>
+        </w:rPr>
+        <w:t>综合上述实验可得出四点判断。其一，结构化文本语义特征对 VPP 储能调度确有增益，且该增益可被文本消融与数值安全层消融双重隔离，排除了输入维度增大与混合机制本身两类混淆解释。其二，增益的大小与场景高度相关：在事件驱动场景（S2 高温负荷压力、S4 消纳压力、S5 负电价）上更明显，在常规运行场景（S1）上相对收窄，这与文本语义在事件场景下价值最大的直觉一致，也提示后续应把评估重心放在事件场景。其三，Actor 语义一致性正则的两重作用是本研究最重要的方法学发现——它既是已知事件上的训练稳定器，也是新事件上的适应约束，二者的冲突决定了权重不能取通用常数，而应随事件覆盖调整。其四，真实电价与真实气象验证是全部证据中最接近部署的一环，它在远比仿真 S5 浅的真实负电价下仍观察到显著正间隙，说明事件感知机制并非仿真生成器的产物。需要客观指出的是，跨场景平均收益的绝对百分比改善幅度有限（相对 Rule-Based 约 0.24%），这是奖励结构本身决定的——总收益的大部分来自任何可行策略都能获取的净出口收入，储能控制的边际价值相对总收益天然较小；但 CVaR 5% 与高价放电率等行为指标显示，策略在尾部风险抑制与高价时段放电集中度上有更具操作意义的改善。</w:t>
+      </w:r>
+    </w:p>
+    <w:p>
+      <w:pPr>
+        <w:spacing w:before="240" w:after="120"/>
+      </w:pPr>
+      <w:r>
+        <w:rPr>
+          <w:rFonts w:ascii="黑体" w:hAnsi="黑体" w:eastAsia="黑体"/>
+          <w:b/>
           <w:color w:val="1F3A5F"/>
           <w:sz w:val="30"/>
         </w:rPr>
@@ -1609,7 +1662,7 @@
           <w:rFonts w:ascii="宋体" w:hAnsi="宋体" w:eastAsia="宋体"/>
           <w:sz w:val="24"/>
         </w:rPr>
-        <w:t>• DeepSeek 相对简单编码器的独特性待加强：当前证据支持结构化语义特征优于零文本与数值先验消融，但 DeepSeek 相对关键词编码器的独特优势尚需专用对比坐实。</w:t>
+        <w:t>• DeepSeek 相对简单编码器的独特性待加强：当前证据支持结构化语义特征优于零文本与数值先验消融，但 DeepSeek 相对关键词编码器的独特优势尚需专用对比坐实。若该对比显示 DeepSeek 与关键词编码器统计不可区分，则需将语言增强的论据重心从 LLM 独特理解力调整为 LLM 作为获取结构化语义特征的鲁棒自动化手段（无需手工关键词），并强化 native 优于 w/o Text、noisy 劣于 w/o Text 两条坐实证据。</w:t>
       </w:r>
     </w:p>
     <w:p>
